--- a/1-需求获取与分析/2-需求分析报告.docx
+++ b/1-需求获取与分析/2-需求分析报告.docx
@@ -174,8 +174,8 @@
           <w:szCs w:val="64"/>
         </w:rPr>
       </w:pPr>
-      <w:bookmarkStart w:id="1" w:name="_Toc3559"/>
-      <w:bookmarkStart w:id="2" w:name="_Toc8912"/>
+      <w:bookmarkStart w:id="1" w:name="_Toc8912"/>
+      <w:bookmarkStart w:id="2" w:name="_Toc3559"/>
       <w:r>
         <w:rPr>
           <w:rFonts w:hint="default" w:ascii="Times New Roman" w:hAnsi="Times New Roman" w:eastAsia="宋体" w:cs="Times New Roman"/>
@@ -200,8 +200,8 @@
         </w:rPr>
       </w:pPr>
       <w:bookmarkStart w:id="3" w:name="_Toc1835"/>
-      <w:bookmarkStart w:id="4" w:name="_需求分析报告"/>
-      <w:bookmarkStart w:id="5" w:name="_Toc21549"/>
+      <w:bookmarkStart w:id="4" w:name="_Toc21549"/>
+      <w:bookmarkStart w:id="5" w:name="_需求分析报告"/>
       <w:r>
         <w:rPr>
           <w:rFonts w:hint="default" w:ascii="Times New Roman" w:hAnsi="Times New Roman" w:eastAsia="宋体" w:cs="Times New Roman"/>
@@ -1470,9 +1470,9 @@
           <w:rFonts w:hint="default" w:ascii="Times New Roman" w:hAnsi="Times New Roman" w:eastAsia="宋体" w:cs="Times New Roman"/>
         </w:rPr>
       </w:pPr>
-      <w:bookmarkStart w:id="6" w:name="_Toc26999"/>
+      <w:bookmarkStart w:id="6" w:name="_Toc10293"/>
       <w:bookmarkStart w:id="7" w:name="_项目背景与目标"/>
-      <w:bookmarkStart w:id="8" w:name="_Toc10293"/>
+      <w:bookmarkStart w:id="8" w:name="_Toc26999"/>
       <w:r>
         <w:rPr>
           <w:rFonts w:hint="default" w:ascii="Times New Roman" w:hAnsi="Times New Roman" w:eastAsia="宋体" w:cs="Times New Roman"/>
@@ -1806,9 +1806,9 @@
           <w:rFonts w:hint="default" w:ascii="Times New Roman" w:hAnsi="Times New Roman" w:eastAsia="宋体" w:cs="Times New Roman"/>
         </w:rPr>
       </w:pPr>
-      <w:bookmarkStart w:id="12" w:name="_Toc2843"/>
-      <w:bookmarkStart w:id="13" w:name="_本项目的目标"/>
-      <w:bookmarkStart w:id="14" w:name="_Toc6830"/>
+      <w:bookmarkStart w:id="12" w:name="_本项目的目标"/>
+      <w:bookmarkStart w:id="13" w:name="_Toc6830"/>
+      <w:bookmarkStart w:id="14" w:name="_Toc2843"/>
       <w:r>
         <w:rPr>
           <w:rFonts w:hint="default" w:ascii="Times New Roman" w:hAnsi="Times New Roman" w:eastAsia="宋体" w:cs="Times New Roman"/>
@@ -1934,8 +1934,8 @@
         </w:rPr>
       </w:pPr>
       <w:bookmarkStart w:id="15" w:name="_Toc13407"/>
-      <w:bookmarkStart w:id="16" w:name="_用户分析"/>
-      <w:bookmarkStart w:id="17" w:name="_Toc28889"/>
+      <w:bookmarkStart w:id="16" w:name="_Toc28889"/>
+      <w:bookmarkStart w:id="17" w:name="_用户分析"/>
       <w:r>
         <w:rPr>
           <w:rFonts w:hint="default" w:ascii="Times New Roman" w:hAnsi="Times New Roman" w:eastAsia="宋体" w:cs="Times New Roman"/>
@@ -1954,10 +1954,8 @@
         </w:rPr>
       </w:pPr>
       <w:bookmarkStart w:id="18" w:name="_Toc29869"/>
-      <w:bookmarkStart w:id="19" w:name="_核心角色定义"/>
-      <w:bookmarkStart w:id="20" w:name="_Toc5799"/>
-      <w:bookmarkStart w:id="75" w:name="_GoBack"/>
-      <w:bookmarkEnd w:id="75"/>
+      <w:bookmarkStart w:id="19" w:name="_Toc5799"/>
+      <w:bookmarkStart w:id="20" w:name="_核心角色定义"/>
       <w:r>
         <w:rPr>
           <w:rFonts w:hint="default" w:ascii="Times New Roman" w:hAnsi="Times New Roman" w:eastAsia="宋体" w:cs="Times New Roman"/>
@@ -2857,9 +2855,9 @@
           <w:rFonts w:hint="default" w:ascii="Times New Roman" w:hAnsi="Times New Roman" w:eastAsia="宋体" w:cs="Times New Roman"/>
         </w:rPr>
       </w:pPr>
-      <w:bookmarkStart w:id="27" w:name="_业务分析"/>
+      <w:bookmarkStart w:id="27" w:name="_Toc14072"/>
       <w:bookmarkStart w:id="28" w:name="_Toc18094"/>
-      <w:bookmarkStart w:id="29" w:name="_Toc14072"/>
+      <w:bookmarkStart w:id="29" w:name="_业务分析"/>
       <w:r>
         <w:rPr>
           <w:rFonts w:hint="default" w:ascii="Times New Roman" w:hAnsi="Times New Roman" w:eastAsia="宋体" w:cs="Times New Roman"/>
@@ -2877,9 +2875,9 @@
           <w:rFonts w:hint="default" w:ascii="Times New Roman" w:hAnsi="Times New Roman" w:eastAsia="宋体" w:cs="Times New Roman"/>
         </w:rPr>
       </w:pPr>
-      <w:bookmarkStart w:id="30" w:name="_Toc18230"/>
-      <w:bookmarkStart w:id="31" w:name="_核心业务流程"/>
-      <w:bookmarkStart w:id="32" w:name="_Toc17061"/>
+      <w:bookmarkStart w:id="30" w:name="_核心业务流程"/>
+      <w:bookmarkStart w:id="31" w:name="_Toc17061"/>
+      <w:bookmarkStart w:id="32" w:name="_Toc18230"/>
       <w:r>
         <w:rPr>
           <w:rFonts w:hint="default" w:ascii="Times New Roman" w:hAnsi="Times New Roman" w:eastAsia="宋体" w:cs="Times New Roman"/>
@@ -4211,8 +4209,8 @@
         </w:rPr>
       </w:pPr>
       <w:bookmarkStart w:id="36" w:name="_竞品分析"/>
-      <w:bookmarkStart w:id="37" w:name="_Toc5796"/>
-      <w:bookmarkStart w:id="38" w:name="_Toc1136"/>
+      <w:bookmarkStart w:id="37" w:name="_Toc1136"/>
+      <w:bookmarkStart w:id="38" w:name="_Toc5796"/>
       <w:r>
         <w:rPr>
           <w:rFonts w:hint="default" w:ascii="Times New Roman" w:hAnsi="Times New Roman" w:eastAsia="宋体" w:cs="Times New Roman"/>
@@ -4861,9 +4859,9 @@
           <w:rFonts w:hint="default" w:ascii="Times New Roman" w:hAnsi="Times New Roman" w:eastAsia="宋体" w:cs="Times New Roman"/>
         </w:rPr>
       </w:pPr>
-      <w:bookmarkStart w:id="39" w:name="_Toc9082"/>
-      <w:bookmarkStart w:id="40" w:name="_需求初步筛选与范围界定"/>
-      <w:bookmarkStart w:id="41" w:name="_Toc27340"/>
+      <w:bookmarkStart w:id="39" w:name="_需求初步筛选与范围界定"/>
+      <w:bookmarkStart w:id="40" w:name="_Toc27340"/>
+      <w:bookmarkStart w:id="41" w:name="_Toc9082"/>
       <w:r>
         <w:rPr>
           <w:rFonts w:hint="default" w:ascii="Times New Roman" w:hAnsi="Times New Roman" w:eastAsia="宋体" w:cs="Times New Roman"/>
@@ -5504,8 +5502,8 @@
         </w:rPr>
       </w:pPr>
       <w:bookmarkStart w:id="45" w:name="_本系统不包含的功能"/>
-      <w:bookmarkStart w:id="46" w:name="_Toc15303"/>
-      <w:bookmarkStart w:id="47" w:name="_Toc5520"/>
+      <w:bookmarkStart w:id="46" w:name="_Toc5520"/>
+      <w:bookmarkStart w:id="47" w:name="_Toc15303"/>
       <w:r>
         <w:rPr>
           <w:rFonts w:hint="default" w:ascii="Times New Roman" w:hAnsi="Times New Roman" w:eastAsia="宋体" w:cs="Times New Roman"/>
@@ -5852,9 +5850,9 @@
           <w:rFonts w:hint="default" w:ascii="Times New Roman" w:hAnsi="Times New Roman" w:eastAsia="宋体" w:cs="Times New Roman"/>
         </w:rPr>
       </w:pPr>
-      <w:bookmarkStart w:id="48" w:name="_Toc12845"/>
+      <w:bookmarkStart w:id="48" w:name="_Toc24703"/>
       <w:bookmarkStart w:id="49" w:name="_范围边界一句话总结"/>
-      <w:bookmarkStart w:id="50" w:name="_Toc24703"/>
+      <w:bookmarkStart w:id="50" w:name="_Toc12845"/>
       <w:r>
         <w:rPr>
           <w:rFonts w:hint="default" w:ascii="Times New Roman" w:hAnsi="Times New Roman" w:eastAsia="宋体" w:cs="Times New Roman"/>
@@ -5932,8 +5930,8 @@
         </w:rPr>
       </w:pPr>
       <w:bookmarkStart w:id="54" w:name="_Toc4561"/>
-      <w:bookmarkStart w:id="55" w:name="_事务原子性借还操作涉及多张表必须全部成功或全部失败"/>
-      <w:bookmarkStart w:id="56" w:name="_Toc23510"/>
+      <w:bookmarkStart w:id="55" w:name="_Toc23510"/>
+      <w:bookmarkStart w:id="56" w:name="_事务原子性借还操作涉及多张表必须全部成功或全部失败"/>
       <w:r>
         <w:rPr>
           <w:rFonts w:hint="default" w:ascii="Times New Roman" w:hAnsi="Times New Roman" w:eastAsia="宋体" w:cs="Times New Roman"/>
@@ -7098,9 +7096,9 @@
           <w:rFonts w:hint="default" w:ascii="Times New Roman" w:hAnsi="Times New Roman" w:eastAsia="宋体" w:cs="Times New Roman"/>
         </w:rPr>
       </w:pPr>
-      <w:bookmarkStart w:id="57" w:name="_并发处理多人同时借同一本书最后一本库存怎么办"/>
+      <w:bookmarkStart w:id="57" w:name="_Toc31152"/>
       <w:bookmarkStart w:id="58" w:name="_Toc2027"/>
-      <w:bookmarkStart w:id="59" w:name="_Toc31152"/>
+      <w:bookmarkStart w:id="59" w:name="_并发处理多人同时借同一本书最后一本库存怎么办"/>
       <w:r>
         <w:rPr>
           <w:rFonts w:hint="default" w:ascii="Times New Roman" w:hAnsi="Times New Roman" w:eastAsia="宋体" w:cs="Times New Roman"/>
@@ -7566,8 +7564,8 @@
           <w:rFonts w:hint="default" w:ascii="Times New Roman" w:hAnsi="Times New Roman" w:eastAsia="宋体" w:cs="Times New Roman"/>
         </w:rPr>
       </w:pPr>
-      <w:bookmarkStart w:id="60" w:name="_防重复提交用户连点借阅不要生成两条记录"/>
-      <w:bookmarkStart w:id="61" w:name="_Toc2733"/>
+      <w:bookmarkStart w:id="60" w:name="_Toc2733"/>
+      <w:bookmarkStart w:id="61" w:name="_防重复提交用户连点借阅不要生成两条记录"/>
       <w:bookmarkStart w:id="62" w:name="_Toc10974"/>
       <w:r>
         <w:rPr>
@@ -7859,9 +7857,9 @@
           <w:rFonts w:hint="default" w:ascii="Times New Roman" w:hAnsi="Times New Roman" w:eastAsia="宋体" w:cs="Times New Roman"/>
         </w:rPr>
       </w:pPr>
-      <w:bookmarkStart w:id="63" w:name="_Toc20324"/>
-      <w:bookmarkStart w:id="64" w:name="_异常日志与故障恢复"/>
-      <w:bookmarkStart w:id="65" w:name="_Toc24399"/>
+      <w:bookmarkStart w:id="63" w:name="_Toc24399"/>
+      <w:bookmarkStart w:id="64" w:name="_Toc20324"/>
+      <w:bookmarkStart w:id="65" w:name="_异常日志与故障恢复"/>
       <w:r>
         <w:rPr>
           <w:rFonts w:hint="default" w:ascii="Times New Roman" w:hAnsi="Times New Roman" w:eastAsia="宋体" w:cs="Times New Roman"/>
@@ -8720,8 +8718,8 @@
           <w:rFonts w:hint="default" w:ascii="Times New Roman" w:hAnsi="Times New Roman" w:eastAsia="宋体" w:cs="Times New Roman"/>
         </w:rPr>
       </w:pPr>
-      <w:bookmarkStart w:id="69" w:name="_逾期自动处理规则"/>
-      <w:bookmarkStart w:id="70" w:name="_Toc26041"/>
+      <w:bookmarkStart w:id="69" w:name="_Toc26041"/>
+      <w:bookmarkStart w:id="70" w:name="_逾期自动处理规则"/>
       <w:bookmarkStart w:id="71" w:name="_Toc29052"/>
       <w:r>
         <w:rPr>
@@ -8967,7 +8965,7 @@
       <w:pPr>
         <w:pStyle w:val="26"/>
         <w:rPr>
-          <w:rFonts w:hint="default" w:ascii="Times New Roman" w:hAnsi="Times New Roman" w:eastAsia="宋体" w:cs="Times New Roman"/>
+          <w:rFonts w:hint="default"/>
         </w:rPr>
       </w:pPr>
       <w:r>
@@ -8984,6 +8982,8 @@
         </w:rPr>
         <w:t>：</w:t>
       </w:r>
+      <w:bookmarkStart w:id="75" w:name="_GoBack"/>
+      <w:bookmarkEnd w:id="75"/>
     </w:p>
     <w:tbl>
       <w:tblPr>
@@ -9143,7 +9143,20 @@
               <w:rPr>
                 <w:rFonts w:hint="default" w:ascii="Times New Roman" w:hAnsi="Times New Roman" w:eastAsia="宋体" w:cs="Times New Roman"/>
               </w:rPr>
-              <w:t>有逾期但 ≤ 30 天</w:t>
+              <w:t>有逾期但 ≤ 3</w:t>
+            </w:r>
+            <w:r>
+              <w:rPr>
+                <w:rFonts w:hint="eastAsia" w:ascii="Times New Roman" w:hAnsi="Times New Roman" w:eastAsia="宋体" w:cs="Times New Roman"/>
+                <w:lang w:val="en-US" w:eastAsia="zh-CN"/>
+              </w:rPr>
+              <w:t>5</w:t>
+            </w:r>
+            <w:r>
+              <w:rPr>
+                <w:rFonts w:hint="default" w:ascii="Times New Roman" w:hAnsi="Times New Roman" w:eastAsia="宋体" w:cs="Times New Roman"/>
+              </w:rPr>
+              <w:t xml:space="preserve"> 天</w:t>
             </w:r>
           </w:p>
         </w:tc>
@@ -9201,7 +9214,20 @@
               <w:rPr>
                 <w:rFonts w:hint="default" w:ascii="Times New Roman" w:hAnsi="Times New Roman" w:eastAsia="宋体" w:cs="Times New Roman"/>
               </w:rPr>
-              <w:t>有逾期 &gt; 30 天</w:t>
+              <w:t>有逾期 &gt; 3</w:t>
+            </w:r>
+            <w:r>
+              <w:rPr>
+                <w:rFonts w:hint="eastAsia" w:ascii="Times New Roman" w:hAnsi="Times New Roman" w:eastAsia="宋体" w:cs="Times New Roman"/>
+                <w:lang w:val="en-US" w:eastAsia="zh-CN"/>
+              </w:rPr>
+              <w:t>5</w:t>
+            </w:r>
+            <w:r>
+              <w:rPr>
+                <w:rFonts w:hint="default" w:ascii="Times New Roman" w:hAnsi="Times New Roman" w:eastAsia="宋体" w:cs="Times New Roman"/>
+              </w:rPr>
+              <w:t xml:space="preserve"> 天</w:t>
             </w:r>
           </w:p>
         </w:tc>
@@ -9249,8 +9275,21 @@
         <w:rPr>
           <w:rFonts w:hint="default" w:ascii="Times New Roman" w:hAnsi="Times New Roman" w:eastAsia="宋体" w:cs="Times New Roman"/>
         </w:rPr>
+        <w:t>补充规则：对于逾期超过 35 天的严重违规（状态变为 FROZEN），归还图书后系统不会自动解冻。必须由图书管理员在后台管理系统核实情况后，手动将该读者状态修改回 NORMAL。</w:t>
+      </w:r>
+    </w:p>
+    <w:p>
+      <w:pPr>
+        <w:rPr>
+          <w:rFonts w:hint="default" w:ascii="Times New Roman" w:hAnsi="Times New Roman" w:eastAsia="宋体" w:cs="Times New Roman"/>
+        </w:rPr>
+      </w:pPr>
+      <w:r>
+        <w:rPr>
+          <w:rFonts w:hint="default" w:ascii="Times New Roman" w:hAnsi="Times New Roman" w:eastAsia="宋体" w:cs="Times New Roman"/>
+        </w:rPr>
         <w:pict>
-          <v:rect id="_x0000_i1030" o:spt="1" style="height:1.5pt;width:0pt;" coordsize="21600,21600" o:hr="t" o:hrstd="t" o:hralign="center">
+          <v:rect id="_x0000_i1032" o:spt="1" style="height:1.5pt;width:0pt;" coordsize="21600,21600" o:hr="t" o:hrstd="t" o:hralign="center">
             <v:path/>
             <v:fill focussize="0,0"/>
             <v:stroke/>
@@ -9269,8 +9308,8 @@
           <w:rFonts w:hint="default" w:ascii="Times New Roman" w:hAnsi="Times New Roman" w:eastAsia="宋体" w:cs="Times New Roman"/>
         </w:rPr>
       </w:pPr>
-      <w:bookmarkStart w:id="72" w:name="_结论"/>
-      <w:bookmarkStart w:id="73" w:name="_Toc21240"/>
+      <w:bookmarkStart w:id="72" w:name="_Toc21240"/>
+      <w:bookmarkStart w:id="73" w:name="_结论"/>
       <w:bookmarkStart w:id="74" w:name="_Toc22057"/>
       <w:r>
         <w:rPr>
